--- a/Job Hunt 2026/2026-08-11 - Rico Roofing - Experienced Roofing Sales Representative/Joshua_Chappell_Resume_RicoRoofing.docx
+++ b/Job Hunt 2026/2026-08-11 - Rico Roofing - Experienced Roofing Sales Representative/Joshua_Chappell_Resume_RicoRoofing.docx
@@ -31,9 +31,9 @@
           <w:sz w:val="24"/>
           <w:szCs w:val="24"/>
         </w:rPr>
-        <w:t xml:space="preserve">Mesa, AZ  •  480-586-7959  •  </w:t>
-      </w:r>
-      <w:hyperlink w:history="1" r:id="rIduvt9tcn8vhj6a8spwry1g">
+        <w:t xml:space="preserve">Mesa, AZ • 480-586-7959 • </w:t>
+      </w:r>
+      <w:hyperlink w:history="1" r:id="rIduxafh1ss1dv6uzlclvklb">
         <w:r>
           <w:rPr>
             <w:rFonts w:ascii="Calibri" w:cs="Calibri" w:eastAsia="Calibri" w:hAnsi="Calibri"/>
@@ -49,7 +49,7 @@
       <w:pPr>
         <w:jc w:val="center"/>
       </w:pPr>
-      <w:hyperlink w:history="1" r:id="rIdzgrccu9x4u5awojiqlart">
+      <w:hyperlink w:history="1" r:id="rIdp0nfwsy68icn7pp3ijne7">
         <w:r>
           <w:rPr>
             <w:rFonts w:ascii="Calibri" w:cs="Calibri" w:eastAsia="Calibri" w:hAnsi="Calibri"/>
@@ -130,7 +130,7 @@
           <w:sz w:val="23"/>
           <w:szCs w:val="23"/>
         </w:rPr>
-        <w:t xml:space="preserve">	Glendale, AZ  |  Sep 2019 - Present</w:t>
+        <w:t xml:space="preserve">	Glendale, AZ | Sep 2019 - Present</w:t>
       </w:r>
     </w:p>
     <w:p>
@@ -259,7 +259,7 @@
           <w:sz w:val="23"/>
           <w:szCs w:val="23"/>
         </w:rPr>
-        <w:t xml:space="preserve">	Mesa, AZ  |  2025 - Present</w:t>
+        <w:t xml:space="preserve">	Mesa, AZ | 2025 - Present</w:t>
       </w:r>
     </w:p>
     <w:p>
@@ -365,7 +365,7 @@
           <w:sz w:val="23"/>
           <w:szCs w:val="23"/>
         </w:rPr>
-        <w:t xml:space="preserve">	Phoenix, AZ  |  Oct 2021 - Oct 2023</w:t>
+        <w:t xml:space="preserve">	Phoenix, AZ | Oct 2021 - Oct 2023</w:t>
       </w:r>
     </w:p>
     <w:p>
@@ -471,7 +471,7 @@
           <w:sz w:val="23"/>
           <w:szCs w:val="23"/>
         </w:rPr>
-        <w:t xml:space="preserve">	Queen Creek, AZ  |  Aug 2018 - Aug 2020</w:t>
+        <w:t xml:space="preserve">	Queen Creek, AZ | Aug 2018 - Aug 2020</w:t>
       </w:r>
     </w:p>
     <w:p>
@@ -551,7 +551,7 @@
           <w:sz w:val="24"/>
           <w:szCs w:val="24"/>
         </w:rPr>
-        <w:t xml:space="preserve">In-Person Client Presentation  •  Relationship Building (Homeowners, Realtors, Developers)  •  Residential &amp; Construction Client Experience  •  Self-Directed Schedule  •  Goal Setting &amp; Weekly Tracking (Excel, Google Sheets)  •  Communication &amp; Storytelling  •  Coachability  •  Reliable Transportation  •  Comfortable Working Outdoors</w:t>
+        <w:t xml:space="preserve">In-Person Client Presentation • Relationship Building (Homeowners, Realtors, Developers) • Residential &amp; Construction Client Experience • Self-Directed Schedule • Goal Setting &amp; Weekly Tracking (Excel, Google Sheets) • Communication &amp; Storytelling • Coachability • Reliable Transportation • Comfortable Working Outdoors</w:t>
       </w:r>
     </w:p>
     <w:p>
@@ -828,7 +828,7 @@
     <w:lvl w:ilvl="0" w:tentative="1">
       <w:start w:val="1"/>
       <w:numFmt w:val="bullet"/>
-      <w:lvlText w:val="▪"/>
+      <w:lvlText w:val="•"/>
       <w:lvlJc w:val="left"/>
       <w:pPr>
         <w:ind w:left="280" w:hanging="280"/>
